--- a/Web_LabTasks/Lab7_DOM/Shayan Asghar.docx
+++ b/Web_LabTasks/Lab7_DOM/Shayan Asghar.docx
@@ -3,17 +3,41 @@
 <w:document xmlns:wpc="http://schemas.microsoft.com/office/word/2010/wordprocessingCanvas" xmlns:mc="http://schemas.openxmlformats.org/markup-compatibility/2006" xmlns:o="urn:schemas-microsoft-com:office:office" xmlns:r="http://schemas.openxmlformats.org/officeDocument/2006/relationships" xmlns:m="http://schemas.openxmlformats.org/officeDocument/2006/math" xmlns:v="urn:schemas-microsoft-com:vml" xmlns:wp14="http://schemas.microsoft.com/office/word/2010/wordprocessingDrawing" xmlns:wp="http://schemas.openxmlformats.org/drawingml/2006/wordprocessingDrawing" xmlns:w10="urn:schemas-microsoft-com:office:word" xmlns:w="http://schemas.openxmlformats.org/wordprocessingml/2006/main" xmlns:w14="http://schemas.microsoft.com/office/word/2010/wordml" xmlns:w15="http://schemas.microsoft.com/office/word/2012/wordml" xmlns:wpg="http://schemas.microsoft.com/office/word/2010/wordprocessingGroup" xmlns:wpi="http://schemas.microsoft.com/office/word/2010/wordprocessingInk" xmlns:wne="http://schemas.microsoft.com/office/word/2006/wordml" xmlns:wps="http://schemas.microsoft.com/office/word/2010/wordprocessingShape" mc:Ignorable="w14 w15 wp14">
   <w:body>
     <w:p>
-      <w:r>
+      <w:pPr>
+        <w:rPr>
+          <w:b/>
+        </w:rPr>
+      </w:pPr>
+      <w:r>
+        <w:rPr>
+          <w:b/>
+        </w:rPr>
         <w:t>Shayan Asghar</w:t>
       </w:r>
     </w:p>
     <w:p>
-      <w:r>
+      <w:pPr>
+        <w:rPr>
+          <w:b/>
+        </w:rPr>
+      </w:pPr>
+      <w:r>
+        <w:rPr>
+          <w:b/>
+        </w:rPr>
         <w:t>22i-2675</w:t>
       </w:r>
     </w:p>
     <w:p>
-      <w:r>
+      <w:pPr>
+        <w:rPr>
+          <w:b/>
+        </w:rPr>
+      </w:pPr>
+      <w:r>
+        <w:rPr>
+          <w:b/>
+        </w:rPr>
         <w:t>Lab 7</w:t>
       </w:r>
     </w:p>
@@ -30,7 +54,7 @@
     <w:p/>
     <w:p>
       <w:r>
-        <w:t>Task 6</w:t>
+        <w:t>Task 1</w:t>
       </w:r>
     </w:p>
     <w:p>
@@ -55,14 +79,42 @@
             <v:path o:extrusionok="f" gradientshapeok="t" o:connecttype="rect"/>
             <o:lock v:ext="edit" aspectratio="t"/>
           </v:shapetype>
-          <v:shape id="_x0000_i1025" type="#_x0000_t75" style="width:415.7pt;height:192.9pt">
-            <v:imagedata r:id="rId5" o:title="t6"/>
+          <v:shape id="_x0000_i1027" type="#_x0000_t75" style="width:467.3pt;height:225.5pt">
+            <v:imagedata r:id="rId5" o:title="t1-1"/>
           </v:shape>
         </w:pict>
       </w:r>
     </w:p>
     <w:p>
       <w:r>
+        <w:pict>
+          <v:shape id="_x0000_i1028" type="#_x0000_t75" style="width:467.3pt;height:224.15pt">
+            <v:imagedata r:id="rId6" o:title="t1-2"/>
+          </v:shape>
+        </w:pict>
+      </w:r>
+      <w:bookmarkStart w:id="0" w:name="_GoBack"/>
+      <w:bookmarkEnd w:id="0"/>
+    </w:p>
+    <w:p/>
+    <w:p/>
+    <w:p>
+      <w:r>
+        <w:lastRenderedPageBreak/>
+        <w:t>Task 6</w:t>
+      </w:r>
+    </w:p>
+    <w:p>
+      <w:r>
+        <w:pict>
+          <v:shape id="_x0000_i1025" type="#_x0000_t75" style="width:415.7pt;height:192.9pt">
+            <v:imagedata r:id="rId7" o:title="t6"/>
+          </v:shape>
+        </w:pict>
+      </w:r>
+    </w:p>
+    <w:p>
+      <w:r>
         <w:t>Task 7</w:t>
       </w:r>
     </w:p>
@@ -70,15 +122,12 @@
       <w:r>
         <w:pict>
           <v:shape id="_x0000_i1026" type="#_x0000_t75" style="width:411.6pt;height:238.4pt">
-            <v:imagedata r:id="rId6" o:title="t7"/>
+            <v:imagedata r:id="rId8" o:title="t7"/>
           </v:shape>
         </w:pict>
       </w:r>
     </w:p>
-    <w:p>
-      <w:bookmarkStart w:id="0" w:name="_GoBack"/>
-      <w:bookmarkEnd w:id="0"/>
-    </w:p>
+    <w:p/>
     <w:sectPr>
       <w:pgSz w:w="12240" w:h="15840"/>
       <w:pgMar w:top="1440" w:right="1440" w:bottom="1440" w:left="1440" w:header="720" w:footer="720" w:gutter="0"/>
